--- a/МатМодиИИ/pp__doc_docx/Б2.О.01.01(У)_Учебная практика НИР.docx
+++ b/МатМодиИИ/pp__doc_docx/Б2.О.01.01(У)_Учебная практика НИР.docx
@@ -3328,27 +3328,7 @@
                 <w:lang w:val="ru-RU"/>
               </w:rPr>
               <w:t>Перечень планируемых результатов обучения по практике</w:t>
-            </w:r>
-          </w:p>
-          <w:p>
-            <w:pPr>
-              <w:pStyle w:val="TableParagraph"/>
-              <w:ind w:left="102"/>
-              <w:jc w:val="center"/>
-              <w:rPr>
-                <w:rFonts w:eastAsia="Calibri"/>
-                <w:sz w:val="24"/>
-                <w:szCs w:val="24"/>
-                <w:lang w:val="ru-RU"/>
-              </w:rPr>
-            </w:pPr>
-            <w:r>
-              <w:rPr>
-                <w:rFonts w:eastAsia="Calibri"/>
-                <w:sz w:val="24"/>
-                <w:szCs w:val="24"/>
-                <w:lang w:val="ru-RU"/>
-              </w:rPr>
+              <w:br/>
               <w:t>В результате прохождения практики обучающиеся должны:</w:t>
             </w:r>
           </w:p>
@@ -8354,15 +8334,7 @@
           <w:sz w:val="28"/>
           <w:szCs w:val="28"/>
         </w:rPr>
-        <w:t>Подготовленный к публикации текст научного исследования</w:t>
-      </w:r>
-      <w:r>
-        <w:rPr>
-          <w:color w:val="000000"/>
-          <w:sz w:val="28"/>
-          <w:szCs w:val="28"/>
-        </w:rPr>
-        <w:t xml:space="preserve"> (при наличии; Приложение 1.4)</w:t>
+        <w:t>Научный текст по результатам исследования (при наличии; макет статьи — Приложение 1.4)</w:t>
       </w:r>
     </w:p>
     <w:p>
@@ -8976,6 +8948,26 @@
     </w:p>
     <w:p>
       <w:pPr>
+        <w:pStyle w:val="a7"/>
+        <w:spacing w:after="0"/>
+        <w:ind w:firstLine="567"/>
+        <w:jc w:val="both"/>
+        <w:rPr>
+          <w:color w:val="000000"/>
+          <w:sz w:val="28"/>
+          <w:szCs w:val="28"/>
+        </w:rPr>
+      </w:pPr>
+      <w:r>
+        <w:rPr>
+          <w:sz w:val="28"/>
+          <w:szCs w:val="28"/>
+        </w:rPr>
+        <w:t>Оценочные средства для текущего контроля и промежуточной аттестации приведены в отдельном документе «Оценочные средства» по данной практике. Формы отчётности и ссылки на приложения в оценочных средствах соответствуют настоящей программе практики.</w:t>
+      </w:r>
+    </w:p>
+    <w:p>
+      <w:pPr>
         <w:tabs>
           <w:tab w:val="left" w:pos="0"/>
         </w:tabs>
@@ -8992,23 +8984,7 @@
           <w:sz w:val="28"/>
           <w:szCs w:val="28"/>
         </w:rPr>
-        <w:t>8</w:t>
-      </w:r>
-      <w:r>
-        <w:rPr>
-          <w:b/>
-          <w:sz w:val="28"/>
-          <w:szCs w:val="28"/>
-        </w:rPr>
-        <w:t xml:space="preserve"> </w:t>
-      </w:r>
-      <w:r>
-        <w:rPr>
-          <w:b/>
-          <w:sz w:val="28"/>
-          <w:szCs w:val="28"/>
-        </w:rPr>
-        <w:t>ПЕРЕЧЕНЬ УЧЕБНОЙ ЛИТЕРАТУРЫ И РЕСУРСОВ СЕТИ «ИНТЕРНЕТ», НЕОБХОДИМЫХ ДЛЯ ПРОВЕДЕНИЯ ПРАКТИКИ</w:t>
+        <w:t>8. ПЕРЕЧЕНЬ УЧЕБНОЙ ЛИТЕРАТУРЫ И РЕСУРСОВ СЕТИ «ИНТЕРНЕТ», НЕОБХОДИМЫХ ДЛЯ ПРОВЕДЕНИЯ ПРАКТИКИ</w:t>
       </w:r>
     </w:p>
     <w:p>
@@ -14415,10 +14391,7 @@
         <w:rPr>
           <w:i/>
         </w:rPr>
-        <w:t xml:space="preserve">⃰ </w:t>
-      </w:r>
-      <w:r>
-        <w:t>При реализации дисциплины с частичным применением дистанционных образовательных технологий</w:t>
+        <w:t>⃰ При реализации практики с частичным применением дистанционных образовательных технологий</w:t>
       </w:r>
     </w:p>
     <w:p/>
@@ -15241,25 +15214,7 @@
           <w:sz w:val="28"/>
           <w:szCs w:val="28"/>
         </w:rPr>
-        <w:t>1</w:t>
-      </w:r>
-      <w:r>
-        <w:rPr>
-          <w:b/>
-          <w:caps/>
-          <w:sz w:val="28"/>
-          <w:szCs w:val="28"/>
-        </w:rPr>
-        <w:t>2</w:t>
-      </w:r>
-      <w:r>
-        <w:rPr>
-          <w:b/>
-          <w:caps/>
-          <w:sz w:val="28"/>
-          <w:szCs w:val="28"/>
-        </w:rPr>
-        <w:t>. Иные сведения и материалы</w:t>
+        <w:t>12. ИНЫЕ СВЕДЕНИЯ И МАТЕРИАЛЫ</w:t>
       </w:r>
     </w:p>
     <w:p>
@@ -15959,21 +15914,7 @@
           <w:sz w:val="28"/>
           <w:szCs w:val="28"/>
         </w:rPr>
-        <w:t xml:space="preserve">Этот пункт (при наличии) представляет собой список опубликованных статей по стандартной форме (см. Приложение </w:t>
-      </w:r>
-      <w:r>
-        <w:rPr>
-          <w:sz w:val="28"/>
-          <w:szCs w:val="28"/>
-        </w:rPr>
-        <w:t>1</w:t>
-      </w:r>
-      <w:r>
-        <w:rPr>
-          <w:sz w:val="28"/>
-          <w:szCs w:val="28"/>
-        </w:rPr>
-        <w:t>.4).</w:t>
+        <w:t>Этот пункт (при наличии) представляет собой список опубликованных статей по стандартной форме (см. Приложение 1.5).</w:t>
       </w:r>
     </w:p>
     <w:p>
@@ -18402,7 +18343,7 @@
           <w:sz w:val="28"/>
           <w:szCs w:val="28"/>
         </w:rPr>
-        <w:t>Описать понравившийся доклад другого участника.</w:t>
+        <w:t>Если обсуждались доклады других участников, указать полезные для собственного исследования методы и замечания.</w:t>
       </w:r>
     </w:p>
     <w:p>
@@ -18591,7 +18532,7 @@
           <w:sz w:val="28"/>
           <w:szCs w:val="28"/>
         </w:rPr>
-        <w:t>Этот пункт (при наличии) представляет собой список опубликованных статей по стандартной форме (см. Приложение 1.4).</w:t>
+        <w:t>Этот пункт (при наличии) представляет собой список опубликованных статей по стандартной форме (см. Приложение 1.5).</w:t>
       </w:r>
     </w:p>
     <w:p>
@@ -21883,11 +21824,6 @@
         </w:rPr>
         <w:t>для журналов надо указывать ISSN</w:t>
       </w:r>
-    </w:p>
-    <w:p>
-      <w:pPr>
-        <w:ind w:firstLine="0"/>
-      </w:pPr>
     </w:p>
     <w:sectPr>
       <w:headerReference w:type="even" r:id="rId48"/>

--- a/МатМодиИИ/pp__doc_docx/Б2.О.01.01(У)_Учебная практика НИР.docx
+++ b/МатМодиИИ/pp__doc_docx/Б2.О.01.01(У)_Учебная практика НИР.docx
@@ -5716,7 +5716,7 @@
         </w:rPr>
       </w:pPr>
     </w:p>
-    <w:p>
+    <w:p xmlns:w="http://schemas.openxmlformats.org/wordprocessingml/2006/main" xmlns:w14="http://schemas.microsoft.com/office/word/2010/wordml">
       <w:pPr>
         <w:rPr>
           <w:bCs/>
@@ -5730,7 +5730,7 @@
           <w:sz w:val="28"/>
           <w:szCs w:val="28"/>
         </w:rPr>
-        <w:t>Практика реализуется в том числе в форме практической подготовки. В таблице приведены суммарные часы двух этапов; на каждый семестр приходится половина часов соответствующей строки: 6 часов контактной и 138 часов самостоятельной работы. Объём практической подготовки — 102 часа в составе общей трудоёмкости, без прибавления к 288 часам.</w:t>
+        <w:t xml:space="preserve">Практика реализуется в том числе в форме практической подготовки. В таблице приведены суммарные часы двух этапов. В каждом из 5 и 7 семестров предусмотрено по 6 часов контактной и 138 часов самостоятельной работы. Объём практической подготовки составляет 102 часа: в 5 семестре — 102 часа, в 7 семестре — 0 часов. Эти часы входят в общую трудоёмкость 288 часов и отдельно к ней не прибавляются.</w:t>
       </w:r>
     </w:p>
     <w:p>
@@ -9554,7 +9554,7 @@
         </w:tc>
       </w:tr>
       <w:tr>
-        <w:tc>
+        <w:tc xmlns:w="http://schemas.openxmlformats.org/wordprocessingml/2006/main" xmlns:w14="http://schemas.microsoft.com/office/word/2010/wordml">
           <w:tcPr>
             <w:tcW w:w="680" w:type="dxa"/>
             <w:vAlign w:val="center"/>
@@ -9566,7 +9566,7 @@
               <w:jc w:val="center"/>
             </w:pPr>
             <w:r>
-              <w:t>6.</w:t>
+              <w:t xml:space="preserve">3.</w:t>
             </w:r>
           </w:p>
         </w:tc>
@@ -9637,7 +9637,7 @@
         </w:tc>
       </w:tr>
       <w:tr>
-        <w:tc>
+        <w:tc xmlns:w="http://schemas.openxmlformats.org/wordprocessingml/2006/main" xmlns:w14="http://schemas.microsoft.com/office/word/2010/wordml">
           <w:tcPr>
             <w:tcW w:w="680" w:type="dxa"/>
             <w:vAlign w:val="center"/>
@@ -9649,7 +9649,7 @@
               <w:jc w:val="center"/>
             </w:pPr>
             <w:r>
-              <w:t>7.</w:t>
+              <w:t xml:space="preserve">4.</w:t>
             </w:r>
           </w:p>
         </w:tc>
@@ -9693,7 +9693,7 @@
         </w:tc>
       </w:tr>
       <w:tr>
-        <w:tc>
+        <w:tc xmlns:w="http://schemas.openxmlformats.org/wordprocessingml/2006/main" xmlns:w14="http://schemas.microsoft.com/office/word/2010/wordml">
           <w:tcPr>
             <w:tcW w:w="680" w:type="dxa"/>
             <w:vAlign w:val="center"/>
@@ -9705,7 +9705,7 @@
               <w:jc w:val="center"/>
             </w:pPr>
             <w:r>
-              <w:t>8.</w:t>
+              <w:t xml:space="preserve">5.</w:t>
             </w:r>
           </w:p>
         </w:tc>
@@ -9769,7 +9769,7 @@
         </w:tc>
       </w:tr>
       <w:tr>
-        <w:tc>
+        <w:tc xmlns:w="http://schemas.openxmlformats.org/wordprocessingml/2006/main" xmlns:w14="http://schemas.microsoft.com/office/word/2010/wordml">
           <w:tcPr>
             <w:tcW w:w="680" w:type="dxa"/>
             <w:vAlign w:val="center"/>
@@ -9781,7 +9781,7 @@
               <w:jc w:val="center"/>
             </w:pPr>
             <w:r>
-              <w:t>9.</w:t>
+              <w:t xml:space="preserve">6.</w:t>
             </w:r>
           </w:p>
         </w:tc>
@@ -10766,7 +10766,7 @@
         <w:t xml:space="preserve"> </w:t>
       </w:r>
     </w:p>
-    <w:p>
+    <w:p xmlns:w="http://schemas.openxmlformats.org/wordprocessingml/2006/main" xmlns:w14="http://schemas.microsoft.com/office/word/2010/wordml" xmlns:r="http://schemas.openxmlformats.org/officeDocument/2006/relationships">
       <w:pPr>
         <w:widowControl/>
         <w:ind w:firstLine="360"/>
@@ -10785,65 +10785,7 @@
           <w:szCs w:val="28"/>
           <w:lang w:eastAsia="en-US"/>
         </w:rPr>
-        <w:t xml:space="preserve">1. </w:t>
-      </w:r>
-      <w:proofErr w:type="gramStart"/>
-      <w:r>
-        <w:rPr>
-          <w:bCs/>
-          <w:sz w:val="28"/>
-          <w:szCs w:val="28"/>
-          <w:lang w:eastAsia="en-US"/>
-        </w:rPr>
-        <w:t>BOOK.ru :</w:t>
-      </w:r>
-      <w:proofErr w:type="gramEnd"/>
-      <w:r>
-        <w:rPr>
-          <w:bCs/>
-          <w:sz w:val="28"/>
-          <w:szCs w:val="28"/>
-          <w:lang w:eastAsia="en-US"/>
-        </w:rPr>
-        <w:t xml:space="preserve"> электронная </w:t>
-      </w:r>
-      <w:proofErr w:type="gramStart"/>
-      <w:r>
-        <w:rPr>
-          <w:bCs/>
-          <w:sz w:val="28"/>
-          <w:szCs w:val="28"/>
-          <w:lang w:eastAsia="en-US"/>
-        </w:rPr>
-        <w:t>библиотека :</w:t>
-      </w:r>
-      <w:proofErr w:type="gramEnd"/>
-      <w:r>
-        <w:rPr>
-          <w:bCs/>
-          <w:sz w:val="28"/>
-          <w:szCs w:val="28"/>
-          <w:lang w:eastAsia="en-US"/>
-        </w:rPr>
-        <w:t xml:space="preserve"> сайт. – </w:t>
-      </w:r>
-      <w:r>
-        <w:rPr>
-          <w:bCs/>
-          <w:sz w:val="28"/>
-          <w:szCs w:val="28"/>
-          <w:lang w:val="en-US" w:eastAsia="en-US"/>
-        </w:rPr>
-        <w:t>URL</w:t>
-      </w:r>
-      <w:r>
-        <w:rPr>
-          <w:bCs/>
-          <w:sz w:val="28"/>
-          <w:szCs w:val="28"/>
-          <w:lang w:eastAsia="en-US"/>
-        </w:rPr>
-        <w:t xml:space="preserve">: </w:t>
+        <w:t xml:space="preserve">1. BOOK.ru : электронная библиотека : сайт. – URL: </w:t>
       </w:r>
       <w:hyperlink r:id="rId24" w:history="1">
         <w:r>
@@ -10854,7 +10796,7 @@
             <w:szCs w:val="28"/>
             <w:lang w:eastAsia="en-US"/>
           </w:rPr>
-          <w:t>http://www.book.ru</w:t>
+          <w:t xml:space="preserve">https://book.ru/</w:t>
         </w:r>
       </w:hyperlink>
       <w:r>
@@ -10864,37 +10806,10 @@
           <w:szCs w:val="28"/>
           <w:lang w:eastAsia="en-US"/>
         </w:rPr>
-        <w:t xml:space="preserve"> (дата обращения: </w:t>
-      </w:r>
-      <w:r>
-        <w:rPr>
-          <w:bCs/>
-          <w:sz w:val="28"/>
-          <w:szCs w:val="28"/>
-          <w:lang w:eastAsia="en-US"/>
-        </w:rPr>
-        <w:t>21.02.</w:t>
-      </w:r>
-      <w:r>
-        <w:rPr>
-          <w:bCs/>
-          <w:sz w:val="28"/>
-          <w:szCs w:val="28"/>
-          <w:lang w:eastAsia="en-US"/>
-        </w:rPr>
-        <w:t>2025</w:t>
-      </w:r>
-      <w:r>
-        <w:rPr>
-          <w:bCs/>
-          <w:sz w:val="28"/>
-          <w:szCs w:val="28"/>
-          <w:lang w:eastAsia="en-US"/>
-        </w:rPr>
-        <w:t xml:space="preserve">). – Режим доступа: для зарегистрированных пользователей. – Текст электронный. </w:t>
-      </w:r>
-    </w:p>
-    <w:p>
+        <w:t xml:space="preserve"> (дата обращения: 21.02.2025). – Режим доступа: для зарегистрированных пользователей. – Текст электронный. </w:t>
+      </w:r>
+    </w:p>
+    <w:p xmlns:w="http://schemas.openxmlformats.org/wordprocessingml/2006/main" xmlns:w14="http://schemas.microsoft.com/office/word/2010/wordml" xmlns:r="http://schemas.openxmlformats.org/officeDocument/2006/relationships">
       <w:pPr>
         <w:widowControl/>
         <w:ind w:firstLine="360"/>
@@ -10912,134 +10827,7 @@
           <w:szCs w:val="28"/>
           <w:lang w:eastAsia="en-US"/>
         </w:rPr>
-        <w:t xml:space="preserve">2. </w:t>
-      </w:r>
-      <w:proofErr w:type="gramStart"/>
-      <w:r>
-        <w:rPr>
-          <w:bCs/>
-          <w:sz w:val="28"/>
-          <w:szCs w:val="28"/>
-          <w:lang w:eastAsia="en-US"/>
-        </w:rPr>
-        <w:t>Znanium.com :</w:t>
-      </w:r>
-      <w:proofErr w:type="gramEnd"/>
-      <w:r>
-        <w:rPr>
-          <w:bCs/>
-          <w:sz w:val="28"/>
-          <w:szCs w:val="28"/>
-          <w:lang w:eastAsia="en-US"/>
-        </w:rPr>
-        <w:t xml:space="preserve"> электронная </w:t>
-      </w:r>
-      <w:proofErr w:type="gramStart"/>
-      <w:r>
-        <w:rPr>
-          <w:bCs/>
-          <w:sz w:val="28"/>
-          <w:szCs w:val="28"/>
-          <w:lang w:eastAsia="en-US"/>
-        </w:rPr>
-        <w:t>библиотека :</w:t>
-      </w:r>
-      <w:proofErr w:type="gramEnd"/>
-      <w:r>
-        <w:rPr>
-          <w:bCs/>
-          <w:sz w:val="28"/>
-          <w:szCs w:val="28"/>
-          <w:lang w:eastAsia="en-US"/>
-        </w:rPr>
-        <w:t xml:space="preserve"> сайт.  – </w:t>
-      </w:r>
-      <w:r>
-        <w:rPr>
-          <w:bCs/>
-          <w:sz w:val="28"/>
-          <w:szCs w:val="28"/>
-          <w:lang w:val="en-US" w:eastAsia="en-US"/>
-        </w:rPr>
-        <w:t>URL</w:t>
-      </w:r>
-      <w:r>
-        <w:rPr>
-          <w:bCs/>
-          <w:sz w:val="28"/>
-          <w:szCs w:val="28"/>
-          <w:lang w:eastAsia="en-US"/>
-        </w:rPr>
-        <w:t xml:space="preserve">: </w:t>
-      </w:r>
-      <w:hyperlink r:id="rId25" w:history="1">
-        <w:r>
-          <w:rPr>
-            <w:rStyle w:val="a3"/>
-            <w:bCs/>
-            <w:sz w:val="28"/>
-            <w:szCs w:val="28"/>
-            <w:lang w:eastAsia="en-US"/>
-          </w:rPr>
-          <w:t>http://znanium.com</w:t>
-        </w:r>
-      </w:hyperlink>
-      <w:r>
-        <w:rPr>
-          <w:bCs/>
-          <w:sz w:val="28"/>
-          <w:szCs w:val="28"/>
-          <w:lang w:eastAsia="en-US"/>
-        </w:rPr>
-        <w:t xml:space="preserve"> (дата обращения: </w:t>
-      </w:r>
-      <w:r>
-        <w:rPr>
-          <w:bCs/>
-          <w:sz w:val="28"/>
-          <w:szCs w:val="28"/>
-          <w:lang w:eastAsia="en-US"/>
-        </w:rPr>
-        <w:t>21.02.</w:t>
-      </w:r>
-      <w:r>
-        <w:rPr>
-          <w:bCs/>
-          <w:sz w:val="28"/>
-          <w:szCs w:val="28"/>
-          <w:lang w:eastAsia="en-US"/>
-        </w:rPr>
-        <w:t>2025</w:t>
-      </w:r>
-      <w:r>
-        <w:rPr>
-          <w:bCs/>
-          <w:sz w:val="28"/>
-          <w:szCs w:val="28"/>
-          <w:lang w:eastAsia="en-US"/>
-        </w:rPr>
-        <w:t xml:space="preserve">). – Режим доступа: для зарегистрированных пользователей. – Текст: электронный. </w:t>
-      </w:r>
-    </w:p>
-    <w:p>
-      <w:pPr>
-        <w:widowControl/>
-        <w:ind w:firstLine="360"/>
-        <w:rPr>
-          <w:bCs/>
-          <w:sz w:val="28"/>
-          <w:szCs w:val="28"/>
-          <w:lang w:eastAsia="en-US"/>
-        </w:rPr>
-      </w:pPr>
-      <w:r>
-        <w:rPr>
-          <w:bCs/>
-          <w:sz w:val="28"/>
-          <w:szCs w:val="28"/>
-          <w:lang w:eastAsia="en-US"/>
-        </w:rPr>
-        <w:t xml:space="preserve">3. Научная библиотека РГУ имени С. А. Есенина: сайт. – URL: </w:t>
+        <w:t xml:space="preserve">2. Научная библиотека РГУ имени С. А. Есенина: сайт. – URL: </w:t>
       </w:r>
       <w:hyperlink r:id="rId26" w:history="1">
         <w:r>
@@ -11050,7 +10838,7 @@
             <w:szCs w:val="28"/>
             <w:lang w:eastAsia="en-US"/>
           </w:rPr>
-          <w:t>https://library.rsu.edu.ru/</w:t>
+          <w:t xml:space="preserve">https://library.rsu-rzn.ru/</w:t>
         </w:r>
       </w:hyperlink>
       <w:r>
@@ -11058,49 +10846,12 @@
           <w:bCs/>
           <w:sz w:val="28"/>
           <w:szCs w:val="28"/>
-          <w:u w:val="single"/>
           <w:lang w:eastAsia="en-US"/>
         </w:rPr>
-        <w:t xml:space="preserve"> </w:t>
-      </w:r>
-      <w:r>
-        <w:rPr>
-          <w:bCs/>
-          <w:sz w:val="28"/>
-          <w:szCs w:val="28"/>
-          <w:lang w:eastAsia="en-US"/>
-        </w:rPr>
-        <w:t xml:space="preserve">(дата обращения: </w:t>
-      </w:r>
-      <w:r>
-        <w:rPr>
-          <w:bCs/>
-          <w:sz w:val="28"/>
-          <w:szCs w:val="28"/>
-          <w:lang w:eastAsia="en-US"/>
-        </w:rPr>
-        <w:t>21.02.</w:t>
-      </w:r>
-      <w:r>
-        <w:rPr>
-          <w:bCs/>
-          <w:sz w:val="28"/>
-          <w:szCs w:val="28"/>
-          <w:lang w:eastAsia="en-US"/>
-        </w:rPr>
-        <w:t>2025</w:t>
-      </w:r>
-      <w:r>
-        <w:rPr>
-          <w:bCs/>
-          <w:sz w:val="28"/>
-          <w:szCs w:val="28"/>
-          <w:lang w:eastAsia="en-US"/>
-        </w:rPr>
-        <w:t xml:space="preserve">). – Режим доступа: свободный. – Текст: электронный. </w:t>
-      </w:r>
-    </w:p>
-    <w:p>
+        <w:t xml:space="preserve"> (дата обращения: 27.10.2026). – Режим доступа: свободный. – Текст: электронный. </w:t>
+      </w:r>
+    </w:p>
+    <w:p xmlns:w="http://schemas.openxmlformats.org/wordprocessingml/2006/main" xmlns:w14="http://schemas.microsoft.com/office/word/2010/wordml" xmlns:r="http://schemas.openxmlformats.org/officeDocument/2006/relationships">
       <w:pPr>
         <w:widowControl/>
         <w:ind w:firstLine="360"/>
@@ -11118,74 +10869,7 @@
           <w:szCs w:val="28"/>
           <w:lang w:eastAsia="en-US"/>
         </w:rPr>
-        <w:t xml:space="preserve">4. Универсальная база данных </w:t>
-      </w:r>
-      <w:proofErr w:type="gramStart"/>
-      <w:r>
-        <w:rPr>
-          <w:bCs/>
-          <w:sz w:val="28"/>
-          <w:szCs w:val="28"/>
-          <w:lang w:val="en-US" w:eastAsia="en-US"/>
-        </w:rPr>
-        <w:t>EastView</w:t>
-      </w:r>
-      <w:r>
-        <w:rPr>
-          <w:bCs/>
-          <w:sz w:val="28"/>
-          <w:szCs w:val="28"/>
-          <w:lang w:eastAsia="en-US"/>
-        </w:rPr>
-        <w:t xml:space="preserve"> :</w:t>
-      </w:r>
-      <w:proofErr w:type="gramEnd"/>
-      <w:r>
-        <w:rPr>
-          <w:bCs/>
-          <w:sz w:val="28"/>
-          <w:szCs w:val="28"/>
-          <w:lang w:eastAsia="en-US"/>
-        </w:rPr>
-        <w:t xml:space="preserve"> электронная </w:t>
-      </w:r>
-      <w:proofErr w:type="gramStart"/>
-      <w:r>
-        <w:rPr>
-          <w:bCs/>
-          <w:sz w:val="28"/>
-          <w:szCs w:val="28"/>
-          <w:lang w:eastAsia="en-US"/>
-        </w:rPr>
-        <w:t>библиотека :</w:t>
-      </w:r>
-      <w:proofErr w:type="gramEnd"/>
-      <w:r>
-        <w:rPr>
-          <w:bCs/>
-          <w:sz w:val="28"/>
-          <w:szCs w:val="28"/>
-          <w:lang w:eastAsia="en-US"/>
-        </w:rPr>
-        <w:t xml:space="preserve"> сайт.  – </w:t>
-      </w:r>
-      <w:r>
-        <w:rPr>
-          <w:bCs/>
-          <w:sz w:val="28"/>
-          <w:szCs w:val="28"/>
-          <w:lang w:val="en-US" w:eastAsia="en-US"/>
-        </w:rPr>
-        <w:t>URL</w:t>
-      </w:r>
-      <w:r>
-        <w:rPr>
-          <w:bCs/>
-          <w:sz w:val="28"/>
-          <w:szCs w:val="28"/>
-          <w:lang w:eastAsia="en-US"/>
-        </w:rPr>
-        <w:t xml:space="preserve">: </w:t>
+        <w:t xml:space="preserve">3. ИВИС (EastView) : универсальная база электронных периодических изданий : сайт. – URL: </w:t>
       </w:r>
       <w:hyperlink r:id="rId27" w:history="1">
         <w:r>
@@ -11196,67 +10880,7 @@
             <w:szCs w:val="28"/>
             <w:lang w:val="en-US" w:eastAsia="en-US"/>
           </w:rPr>
-          <w:t>https</w:t>
-        </w:r>
-        <w:r>
-          <w:rPr>
-            <w:rStyle w:val="a3"/>
-            <w:bCs/>
-            <w:sz w:val="28"/>
-            <w:szCs w:val="28"/>
-            <w:lang w:eastAsia="en-US"/>
-          </w:rPr>
-          <w:t>://</w:t>
-        </w:r>
-        <w:r>
-          <w:rPr>
-            <w:rStyle w:val="a3"/>
-            <w:bCs/>
-            <w:sz w:val="28"/>
-            <w:szCs w:val="28"/>
-            <w:lang w:val="en-US" w:eastAsia="en-US"/>
-          </w:rPr>
-          <w:t>dlib</w:t>
-        </w:r>
-        <w:r>
-          <w:rPr>
-            <w:rStyle w:val="a3"/>
-            <w:bCs/>
-            <w:sz w:val="28"/>
-            <w:szCs w:val="28"/>
-            <w:lang w:eastAsia="en-US"/>
-          </w:rPr>
-          <w:t>.</w:t>
-        </w:r>
-        <w:r>
-          <w:rPr>
-            <w:rStyle w:val="a3"/>
-            <w:bCs/>
-            <w:sz w:val="28"/>
-            <w:szCs w:val="28"/>
-            <w:lang w:val="en-US" w:eastAsia="en-US"/>
-          </w:rPr>
-          <w:t>eastview</w:t>
-        </w:r>
-        <w:r>
-          <w:rPr>
-            <w:rStyle w:val="a3"/>
-            <w:bCs/>
-            <w:sz w:val="28"/>
-            <w:szCs w:val="28"/>
-            <w:lang w:eastAsia="en-US"/>
-          </w:rPr>
-          <w:t>.</w:t>
-        </w:r>
-        <w:r>
-          <w:rPr>
-            <w:rStyle w:val="a3"/>
-            <w:bCs/>
-            <w:sz w:val="28"/>
-            <w:szCs w:val="28"/>
-            <w:lang w:val="en-US" w:eastAsia="en-US"/>
-          </w:rPr>
-          <w:t>com</w:t>
+          <w:t xml:space="preserve">https://eivis.ru/</w:t>
         </w:r>
       </w:hyperlink>
       <w:r>
@@ -11264,49 +10888,12 @@
           <w:bCs/>
           <w:sz w:val="28"/>
           <w:szCs w:val="28"/>
-          <w:u w:val="single"/>
           <w:lang w:eastAsia="en-US"/>
         </w:rPr>
-        <w:t xml:space="preserve"> </w:t>
-      </w:r>
-      <w:r>
-        <w:rPr>
-          <w:bCs/>
-          <w:sz w:val="28"/>
-          <w:szCs w:val="28"/>
-          <w:lang w:eastAsia="en-US"/>
-        </w:rPr>
-        <w:t xml:space="preserve">(дата обращения: </w:t>
-      </w:r>
-      <w:r>
-        <w:rPr>
-          <w:bCs/>
-          <w:sz w:val="28"/>
-          <w:szCs w:val="28"/>
-          <w:lang w:eastAsia="en-US"/>
-        </w:rPr>
-        <w:t>21.02.</w:t>
-      </w:r>
-      <w:r>
-        <w:rPr>
-          <w:bCs/>
-          <w:sz w:val="28"/>
-          <w:szCs w:val="28"/>
-          <w:lang w:eastAsia="en-US"/>
-        </w:rPr>
-        <w:t>2025</w:t>
-      </w:r>
-      <w:r>
-        <w:rPr>
-          <w:bCs/>
-          <w:sz w:val="28"/>
-          <w:szCs w:val="28"/>
-          <w:lang w:eastAsia="en-US"/>
-        </w:rPr>
-        <w:t xml:space="preserve">).  – Режим доступа: в сети университета. – Текст: электронный. </w:t>
-      </w:r>
-    </w:p>
-    <w:p>
+        <w:t xml:space="preserve"> (дата обращения: 27.10.2026). – Режим доступа: по подписке университета; в сети университета и удалённо после авторизации. – Текст: электронный.</w:t>
+      </w:r>
+    </w:p>
+    <w:p xmlns:w="http://schemas.openxmlformats.org/wordprocessingml/2006/main" xmlns:w14="http://schemas.microsoft.com/office/word/2010/wordml" xmlns:r="http://schemas.openxmlformats.org/officeDocument/2006/relationships">
       <w:pPr>
         <w:widowControl/>
         <w:ind w:firstLine="360"/>
@@ -11324,25 +10911,7 @@
           <w:szCs w:val="28"/>
           <w:lang w:eastAsia="en-US"/>
         </w:rPr>
-        <w:t xml:space="preserve">5. Университетская библиотека ONLINE: электронная библиотека. – </w:t>
-      </w:r>
-      <w:r>
-        <w:rPr>
-          <w:bCs/>
-          <w:sz w:val="28"/>
-          <w:szCs w:val="28"/>
-          <w:lang w:val="en-US" w:eastAsia="en-US"/>
-        </w:rPr>
-        <w:t>URL</w:t>
-      </w:r>
-      <w:r>
-        <w:rPr>
-          <w:bCs/>
-          <w:sz w:val="28"/>
-          <w:szCs w:val="28"/>
-          <w:lang w:eastAsia="en-US"/>
-        </w:rPr>
-        <w:t xml:space="preserve">: </w:t>
+        <w:t xml:space="preserve">4. Университетская библиотека ONLINE: электронная библиотека. – URL: </w:t>
       </w:r>
       <w:hyperlink r:id="rId28" w:history="1">
         <w:r>
@@ -11353,7 +10922,7 @@
             <w:szCs w:val="28"/>
             <w:lang w:eastAsia="en-US"/>
           </w:rPr>
-          <w:t>http://biblioclub.ru/index.php?page=main_ub_red</w:t>
+          <w:t xml:space="preserve">http://biblioclub.ru/index.php?page=main_ub_red</w:t>
         </w:r>
       </w:hyperlink>
       <w:r>
@@ -11363,57 +10932,10 @@
           <w:szCs w:val="28"/>
           <w:lang w:eastAsia="en-US"/>
         </w:rPr>
-        <w:t xml:space="preserve"> (дата обращения: </w:t>
-      </w:r>
-      <w:r>
-        <w:rPr>
-          <w:bCs/>
-          <w:sz w:val="28"/>
-          <w:szCs w:val="28"/>
-          <w:lang w:eastAsia="en-US"/>
-        </w:rPr>
-        <w:t>21.02.</w:t>
-      </w:r>
-      <w:r>
-        <w:rPr>
-          <w:bCs/>
-          <w:sz w:val="28"/>
-          <w:szCs w:val="28"/>
-          <w:lang w:eastAsia="en-US"/>
-        </w:rPr>
-        <w:t>2025</w:t>
-      </w:r>
-      <w:r>
-        <w:rPr>
-          <w:bCs/>
-          <w:sz w:val="28"/>
-          <w:szCs w:val="28"/>
-          <w:lang w:eastAsia="en-US"/>
-        </w:rPr>
-        <w:t xml:space="preserve">). – Москва, 2006. – Режим доступа: для зарегистрированных пользователей. – </w:t>
-      </w:r>
-      <w:proofErr w:type="gramStart"/>
-      <w:r>
-        <w:rPr>
-          <w:bCs/>
-          <w:sz w:val="28"/>
-          <w:szCs w:val="28"/>
-          <w:lang w:eastAsia="en-US"/>
-        </w:rPr>
-        <w:t>Текст :</w:t>
-      </w:r>
-      <w:proofErr w:type="gramEnd"/>
-      <w:r>
-        <w:rPr>
-          <w:bCs/>
-          <w:sz w:val="28"/>
-          <w:szCs w:val="28"/>
-          <w:lang w:eastAsia="en-US"/>
-        </w:rPr>
-        <w:t xml:space="preserve"> электронный. </w:t>
-      </w:r>
-    </w:p>
-    <w:p>
+        <w:t xml:space="preserve"> (дата обращения: 21.02.2025). – Москва, 2006. – Режим доступа: для зарегистрированных пользователей. – Текст : электронный. </w:t>
+      </w:r>
+    </w:p>
+    <w:p xmlns:w="http://schemas.openxmlformats.org/wordprocessingml/2006/main" xmlns:w14="http://schemas.microsoft.com/office/word/2010/wordml" xmlns:r="http://schemas.openxmlformats.org/officeDocument/2006/relationships">
       <w:pPr>
         <w:widowControl/>
         <w:ind w:firstLine="360"/>
@@ -11431,45 +10953,7 @@
           <w:szCs w:val="28"/>
           <w:lang w:eastAsia="en-US"/>
         </w:rPr>
-        <w:t xml:space="preserve">6 ЮРАЙТ: </w:t>
-      </w:r>
-      <w:proofErr w:type="gramStart"/>
-      <w:r>
-        <w:rPr>
-          <w:bCs/>
-          <w:sz w:val="28"/>
-          <w:szCs w:val="28"/>
-          <w:lang w:eastAsia="en-US"/>
-        </w:rPr>
-        <w:t>образовательная  платформа</w:t>
-      </w:r>
-      <w:proofErr w:type="gramEnd"/>
-      <w:r>
-        <w:rPr>
-          <w:bCs/>
-          <w:sz w:val="28"/>
-          <w:szCs w:val="28"/>
-          <w:lang w:eastAsia="en-US"/>
-        </w:rPr>
-        <w:t xml:space="preserve"> : сайт. – Москва, 2013. – </w:t>
-      </w:r>
-      <w:r>
-        <w:rPr>
-          <w:bCs/>
-          <w:sz w:val="28"/>
-          <w:szCs w:val="28"/>
-          <w:lang w:val="en-US" w:eastAsia="en-US"/>
-        </w:rPr>
-        <w:t>URL</w:t>
-      </w:r>
-      <w:r>
-        <w:rPr>
-          <w:bCs/>
-          <w:sz w:val="28"/>
-          <w:szCs w:val="28"/>
-          <w:lang w:eastAsia="en-US"/>
-        </w:rPr>
-        <w:t xml:space="preserve">: </w:t>
+        <w:t xml:space="preserve">5. ЮРАЙТ: образовательная  платформа : сайт. – Москва, 2013. – URL: </w:t>
       </w:r>
       <w:hyperlink r:id="rId29" w:history="1">
         <w:r>
@@ -11480,7 +10964,7 @@
             <w:szCs w:val="28"/>
             <w:lang w:eastAsia="en-US"/>
           </w:rPr>
-          <w:t>https://www.biblio-online.ru</w:t>
+          <w:t xml:space="preserve">https://urait.ru/</w:t>
         </w:r>
       </w:hyperlink>
       <w:r>
@@ -11488,69 +10972,12 @@
           <w:bCs/>
           <w:sz w:val="28"/>
           <w:szCs w:val="28"/>
-          <w:u w:val="single"/>
           <w:lang w:eastAsia="en-US"/>
         </w:rPr>
-        <w:t xml:space="preserve"> </w:t>
-      </w:r>
-      <w:r>
-        <w:rPr>
-          <w:bCs/>
-          <w:sz w:val="28"/>
-          <w:szCs w:val="28"/>
-          <w:lang w:eastAsia="en-US"/>
-        </w:rPr>
-        <w:t xml:space="preserve">(дата обращения: </w:t>
-      </w:r>
-      <w:r>
-        <w:rPr>
-          <w:bCs/>
-          <w:sz w:val="28"/>
-          <w:szCs w:val="28"/>
-          <w:lang w:eastAsia="en-US"/>
-        </w:rPr>
-        <w:t>21.02.</w:t>
-      </w:r>
-      <w:r>
-        <w:rPr>
-          <w:bCs/>
-          <w:sz w:val="28"/>
-          <w:szCs w:val="28"/>
-          <w:lang w:eastAsia="en-US"/>
-        </w:rPr>
-        <w:t>2025</w:t>
-      </w:r>
-      <w:r>
-        <w:rPr>
-          <w:bCs/>
-          <w:sz w:val="28"/>
-          <w:szCs w:val="28"/>
-          <w:lang w:eastAsia="en-US"/>
-        </w:rPr>
-        <w:t xml:space="preserve">). – Режим доступа: для зарегистрированных пользователей. – </w:t>
-      </w:r>
-      <w:proofErr w:type="gramStart"/>
-      <w:r>
-        <w:rPr>
-          <w:bCs/>
-          <w:sz w:val="28"/>
-          <w:szCs w:val="28"/>
-          <w:lang w:eastAsia="en-US"/>
-        </w:rPr>
-        <w:t>Текст :</w:t>
-      </w:r>
-      <w:proofErr w:type="gramEnd"/>
-      <w:r>
-        <w:rPr>
-          <w:bCs/>
-          <w:sz w:val="28"/>
-          <w:szCs w:val="28"/>
-          <w:lang w:eastAsia="en-US"/>
-        </w:rPr>
-        <w:t xml:space="preserve"> электронный. </w:t>
-      </w:r>
-    </w:p>
-    <w:p>
+        <w:t xml:space="preserve"> (дата обращения: 27.10.2026). – Режим доступа: для зарегистрированных пользователей. – Текст : электронный. </w:t>
+      </w:r>
+    </w:p>
+    <w:p xmlns:w="http://schemas.openxmlformats.org/wordprocessingml/2006/main" xmlns:w14="http://schemas.microsoft.com/office/word/2010/wordml" xmlns:r="http://schemas.openxmlformats.org/officeDocument/2006/relationships">
       <w:pPr>
         <w:widowControl/>
         <w:ind w:firstLine="360"/>
@@ -11568,31 +10995,7 @@
           <w:szCs w:val="28"/>
           <w:lang w:eastAsia="en-US"/>
         </w:rPr>
-        <w:t xml:space="preserve">7. </w:t>
-      </w:r>
-      <w:r>
-        <w:rPr>
-          <w:sz w:val="28"/>
-          <w:szCs w:val="28"/>
-          <w:lang w:eastAsia="en-US"/>
-        </w:rPr>
-        <w:t xml:space="preserve">Лань: электронная библиотека: сайт. – </w:t>
-      </w:r>
-      <w:r>
-        <w:rPr>
-          <w:sz w:val="28"/>
-          <w:szCs w:val="28"/>
-          <w:lang w:val="en-US" w:eastAsia="en-US"/>
-        </w:rPr>
-        <w:t>URL</w:t>
-      </w:r>
-      <w:r>
-        <w:rPr>
-          <w:sz w:val="28"/>
-          <w:szCs w:val="28"/>
-          <w:lang w:eastAsia="en-US"/>
-        </w:rPr>
-        <w:t xml:space="preserve">: </w:t>
+        <w:t xml:space="preserve">6. Лань: электронная библиотека: сайт. – URL: </w:t>
       </w:r>
       <w:hyperlink r:id="rId30" w:history="1">
         <w:r>
@@ -11602,152 +11005,17 @@
             <w:szCs w:val="28"/>
             <w:lang w:val="en-US" w:eastAsia="en-US"/>
           </w:rPr>
-          <w:t>https</w:t>
-        </w:r>
-        <w:r>
-          <w:rPr>
-            <w:rStyle w:val="a3"/>
-            <w:sz w:val="28"/>
-            <w:szCs w:val="28"/>
-            <w:lang w:eastAsia="en-US"/>
-          </w:rPr>
-          <w:t>://</w:t>
-        </w:r>
-        <w:r>
-          <w:rPr>
-            <w:rStyle w:val="a3"/>
-            <w:sz w:val="28"/>
-            <w:szCs w:val="28"/>
-            <w:lang w:val="en-US" w:eastAsia="en-US"/>
-          </w:rPr>
-          <w:t>e</w:t>
-        </w:r>
-        <w:r>
-          <w:rPr>
-            <w:rStyle w:val="a3"/>
-            <w:sz w:val="28"/>
-            <w:szCs w:val="28"/>
-            <w:lang w:eastAsia="en-US"/>
-          </w:rPr>
-          <w:t>.</w:t>
-        </w:r>
-        <w:r>
-          <w:rPr>
-            <w:rStyle w:val="a3"/>
-            <w:sz w:val="28"/>
-            <w:szCs w:val="28"/>
-            <w:lang w:val="en-US" w:eastAsia="en-US"/>
-          </w:rPr>
-          <w:t>lanbook</w:t>
-        </w:r>
-        <w:r>
-          <w:rPr>
-            <w:rStyle w:val="a3"/>
-            <w:sz w:val="28"/>
-            <w:szCs w:val="28"/>
-            <w:lang w:eastAsia="en-US"/>
-          </w:rPr>
-          <w:t>.</w:t>
-        </w:r>
-        <w:r>
-          <w:rPr>
-            <w:rStyle w:val="a3"/>
-            <w:sz w:val="28"/>
-            <w:szCs w:val="28"/>
-            <w:lang w:val="en-US" w:eastAsia="en-US"/>
-          </w:rPr>
-          <w:t>com</w:t>
-        </w:r>
-        <w:r>
-          <w:rPr>
-            <w:rStyle w:val="a3"/>
-            <w:sz w:val="28"/>
-            <w:szCs w:val="28"/>
-            <w:lang w:eastAsia="en-US"/>
-          </w:rPr>
-          <w:t>/</w:t>
+          <w:t xml:space="preserve">https://e.lanbook.com/</w:t>
         </w:r>
       </w:hyperlink>
       <w:r>
         <w:rPr>
+          <w:bCs/>
           <w:sz w:val="28"/>
           <w:szCs w:val="28"/>
           <w:lang w:eastAsia="en-US"/>
         </w:rPr>
-        <w:t xml:space="preserve">. – </w:t>
-      </w:r>
-      <w:r>
-        <w:rPr>
-          <w:bCs/>
-          <w:sz w:val="28"/>
-          <w:szCs w:val="28"/>
-          <w:lang w:eastAsia="en-US"/>
-        </w:rPr>
-        <w:t xml:space="preserve">(дата обращения: </w:t>
-      </w:r>
-      <w:r>
-        <w:rPr>
-          <w:bCs/>
-          <w:sz w:val="28"/>
-          <w:szCs w:val="28"/>
-          <w:lang w:eastAsia="en-US"/>
-        </w:rPr>
-        <w:t>21.02.</w:t>
-      </w:r>
-      <w:r>
-        <w:rPr>
-          <w:bCs/>
-          <w:sz w:val="28"/>
-          <w:szCs w:val="28"/>
-          <w:lang w:eastAsia="en-US"/>
-        </w:rPr>
-        <w:t>2025</w:t>
-      </w:r>
-      <w:r>
-        <w:rPr>
-          <w:bCs/>
-          <w:sz w:val="28"/>
-          <w:szCs w:val="28"/>
-          <w:lang w:eastAsia="en-US"/>
-        </w:rPr>
-        <w:t xml:space="preserve">). – </w:t>
-      </w:r>
-      <w:r>
-        <w:rPr>
-          <w:sz w:val="28"/>
-          <w:szCs w:val="28"/>
-          <w:lang w:eastAsia="en-US"/>
-        </w:rPr>
-        <w:t xml:space="preserve">Режим доступа: для зарегистрированных пользователей. </w:t>
-      </w:r>
-      <w:r>
-        <w:rPr>
-          <w:bCs/>
-          <w:sz w:val="28"/>
-          <w:szCs w:val="28"/>
-          <w:lang w:eastAsia="en-US"/>
-        </w:rPr>
-        <w:t xml:space="preserve">– </w:t>
-      </w:r>
-      <w:proofErr w:type="gramStart"/>
-      <w:r>
-        <w:rPr>
-          <w:bCs/>
-          <w:sz w:val="28"/>
-          <w:szCs w:val="28"/>
-          <w:lang w:eastAsia="en-US"/>
-        </w:rPr>
-        <w:t>Текст :</w:t>
-      </w:r>
-      <w:proofErr w:type="gramEnd"/>
-      <w:r>
-        <w:rPr>
-          <w:bCs/>
-          <w:sz w:val="28"/>
-          <w:szCs w:val="28"/>
-          <w:lang w:eastAsia="en-US"/>
-        </w:rPr>
-        <w:t xml:space="preserve"> электронный.</w:t>
+        <w:t xml:space="preserve">. – (дата обращения: 21.02.2025). – Режим доступа: для зарегистрированных пользователей. – Текст : электронный.</w:t>
       </w:r>
     </w:p>
     <w:bookmarkEnd w:id="4"/>
@@ -12231,7 +11499,7 @@
         <w:t>).</w:t>
       </w:r>
     </w:p>
-    <w:p>
+    <w:p xmlns:w="http://schemas.openxmlformats.org/wordprocessingml/2006/main" xmlns:w14="http://schemas.microsoft.com/office/word/2010/wordml" xmlns:r="http://schemas.openxmlformats.org/officeDocument/2006/relationships">
       <w:pPr>
         <w:widowControl/>
         <w:numPr>
@@ -12257,168 +11525,7 @@
           <w:szCs w:val="28"/>
           <w:lang w:val="en-US" w:eastAsia="ar-SA"/>
         </w:rPr>
-        <w:t>EqWorld</w:t>
-      </w:r>
-      <w:r>
-        <w:rPr>
-          <w:rFonts w:eastAsia="Lucida Sans Unicode"/>
-          <w:bCs/>
-          <w:kern w:val="1"/>
-          <w:sz w:val="28"/>
-          <w:szCs w:val="28"/>
-          <w:lang w:eastAsia="ar-SA"/>
-        </w:rPr>
-        <w:t xml:space="preserve">. </w:t>
-      </w:r>
-      <w:r>
-        <w:rPr>
-          <w:rFonts w:eastAsia="Lucida Sans Unicode"/>
-          <w:bCs/>
-          <w:kern w:val="1"/>
-          <w:sz w:val="28"/>
-          <w:szCs w:val="28"/>
-          <w:lang w:val="en-US" w:eastAsia="ar-SA"/>
-        </w:rPr>
-        <w:t>The</w:t>
-      </w:r>
-      <w:r>
-        <w:rPr>
-          <w:rFonts w:eastAsia="Lucida Sans Unicode"/>
-          <w:bCs/>
-          <w:kern w:val="1"/>
-          <w:sz w:val="28"/>
-          <w:szCs w:val="28"/>
-          <w:lang w:eastAsia="ar-SA"/>
-        </w:rPr>
-        <w:t xml:space="preserve"> </w:t>
-      </w:r>
-      <w:r>
-        <w:rPr>
-          <w:rFonts w:eastAsia="Lucida Sans Unicode"/>
-          <w:bCs/>
-          <w:kern w:val="1"/>
-          <w:sz w:val="28"/>
-          <w:szCs w:val="28"/>
-          <w:lang w:val="en-US" w:eastAsia="ar-SA"/>
-        </w:rPr>
-        <w:t>World</w:t>
-      </w:r>
-      <w:r>
-        <w:rPr>
-          <w:rFonts w:eastAsia="Lucida Sans Unicode"/>
-          <w:bCs/>
-          <w:kern w:val="1"/>
-          <w:sz w:val="28"/>
-          <w:szCs w:val="28"/>
-          <w:lang w:eastAsia="ar-SA"/>
-        </w:rPr>
-        <w:t xml:space="preserve"> </w:t>
-      </w:r>
-      <w:r>
-        <w:rPr>
-          <w:rFonts w:eastAsia="Lucida Sans Unicode"/>
-          <w:bCs/>
-          <w:kern w:val="1"/>
-          <w:sz w:val="28"/>
-          <w:szCs w:val="28"/>
-          <w:lang w:val="en-US" w:eastAsia="ar-SA"/>
-        </w:rPr>
-        <w:t>of</w:t>
-      </w:r>
-      <w:r>
-        <w:rPr>
-          <w:rFonts w:eastAsia="Lucida Sans Unicode"/>
-          <w:bCs/>
-          <w:kern w:val="1"/>
-          <w:sz w:val="28"/>
-          <w:szCs w:val="28"/>
-          <w:lang w:eastAsia="ar-SA"/>
-        </w:rPr>
-        <w:t xml:space="preserve"> </w:t>
-      </w:r>
-      <w:r>
-        <w:rPr>
-          <w:rFonts w:eastAsia="Lucida Sans Unicode"/>
-          <w:bCs/>
-          <w:kern w:val="1"/>
-          <w:sz w:val="28"/>
-          <w:szCs w:val="28"/>
-          <w:lang w:val="en-US" w:eastAsia="ar-SA"/>
-        </w:rPr>
-        <w:t>Mathematical</w:t>
-      </w:r>
-      <w:r>
-        <w:rPr>
-          <w:rFonts w:eastAsia="Lucida Sans Unicode"/>
-          <w:bCs/>
-          <w:kern w:val="1"/>
-          <w:sz w:val="28"/>
-          <w:szCs w:val="28"/>
-          <w:lang w:eastAsia="ar-SA"/>
-        </w:rPr>
-        <w:t xml:space="preserve"> </w:t>
-      </w:r>
-      <w:r>
-        <w:rPr>
-          <w:rFonts w:eastAsia="Lucida Sans Unicode"/>
-          <w:bCs/>
-          <w:kern w:val="1"/>
-          <w:sz w:val="28"/>
-          <w:szCs w:val="28"/>
-          <w:lang w:val="en-US" w:eastAsia="ar-SA"/>
-        </w:rPr>
-        <w:t>Equations</w:t>
-      </w:r>
-      <w:r>
-        <w:rPr>
-          <w:rFonts w:eastAsia="Lucida Sans Unicode"/>
-          <w:bCs/>
-          <w:kern w:val="1"/>
-          <w:sz w:val="28"/>
-          <w:szCs w:val="28"/>
-          <w:lang w:eastAsia="ar-SA"/>
-        </w:rPr>
-        <w:t xml:space="preserve"> </w:t>
-      </w:r>
-      <w:r>
-        <w:rPr>
-          <w:rFonts w:eastAsia="Lucida Sans Unicode"/>
-          <w:kern w:val="1"/>
-          <w:sz w:val="28"/>
-          <w:lang w:eastAsia="ar-SA"/>
-        </w:rPr>
-        <w:t>[Электронный ресурс</w:t>
-      </w:r>
-      <w:proofErr w:type="gramStart"/>
-      <w:r>
-        <w:rPr>
-          <w:rFonts w:eastAsia="Lucida Sans Unicode"/>
-          <w:kern w:val="1"/>
-          <w:sz w:val="28"/>
-          <w:szCs w:val="28"/>
-          <w:lang w:eastAsia="ar-SA"/>
-        </w:rPr>
-        <w:t>] :</w:t>
-      </w:r>
-      <w:proofErr w:type="gramEnd"/>
-      <w:r>
-        <w:rPr>
-          <w:rFonts w:eastAsia="Lucida Sans Unicode"/>
-          <w:kern w:val="1"/>
-          <w:sz w:val="28"/>
-          <w:szCs w:val="28"/>
-          <w:lang w:eastAsia="ar-SA"/>
-        </w:rPr>
-        <w:t xml:space="preserve"> Международный научно-образовательный сайт. </w:t>
-      </w:r>
-      <w:r>
-        <w:rPr>
-          <w:rFonts w:eastAsia="Lucida Sans Unicode"/>
-          <w:kern w:val="1"/>
-          <w:sz w:val="28"/>
-          <w:lang w:eastAsia="ar-SA"/>
-        </w:rPr>
-        <w:t xml:space="preserve">– Режим доступа: </w:t>
+        <w:t xml:space="preserve">EqWorld. The World of Mathematical Equations [Электронный ресурс] : Международный научно-образовательный сайт. – Режим доступа: </w:t>
       </w:r>
       <w:hyperlink r:id="rId34" w:history="1">
         <w:r>
@@ -12430,53 +11537,22 @@
             <w:u w:val="single"/>
             <w:lang w:eastAsia="ar-SA"/>
           </w:rPr>
-          <w:t>http://eqworld.ipmnet.ru/indexr.htm</w:t>
+          <w:t xml:space="preserve">https://eqworld.ipmnet.ru/indexr.htm</w:t>
         </w:r>
       </w:hyperlink>
       <w:r>
         <w:rPr>
           <w:rFonts w:eastAsia="Lucida Sans Unicode"/>
+          <w:bCs/>
           <w:kern w:val="1"/>
           <w:sz w:val="28"/>
           <w:szCs w:val="28"/>
-          <w:lang w:eastAsia="ar-SA"/>
-        </w:rPr>
-        <w:t xml:space="preserve">, свободный (дата обращения: </w:t>
-      </w:r>
-      <w:r>
-        <w:rPr>
-          <w:rFonts w:eastAsia="Lucida Sans Unicode"/>
-          <w:kern w:val="1"/>
-          <w:sz w:val="28"/>
-          <w:szCs w:val="28"/>
-          <w:shd w:val="clear" w:color="auto" w:fill="FFFFFF"/>
-          <w:lang w:eastAsia="ar-SA"/>
-        </w:rPr>
-        <w:t>21.02.</w:t>
-      </w:r>
-      <w:r>
-        <w:rPr>
-          <w:rFonts w:eastAsia="Lucida Sans Unicode"/>
-          <w:kern w:val="1"/>
-          <w:sz w:val="28"/>
-          <w:szCs w:val="28"/>
-          <w:shd w:val="clear" w:color="auto" w:fill="FFFFFF"/>
-          <w:lang w:eastAsia="ar-SA"/>
-        </w:rPr>
-        <w:t>2025</w:t>
-      </w:r>
-      <w:r>
-        <w:rPr>
-          <w:rFonts w:eastAsia="Lucida Sans Unicode"/>
-          <w:kern w:val="1"/>
-          <w:sz w:val="28"/>
-          <w:szCs w:val="28"/>
-          <w:lang w:eastAsia="ar-SA"/>
-        </w:rPr>
-        <w:t>).</w:t>
-      </w:r>
-    </w:p>
-    <w:p>
+          <w:lang w:val="en-US" w:eastAsia="ar-SA"/>
+        </w:rPr>
+        <w:t xml:space="preserve">, свободный (дата обращения: 27.10.2026).</w:t>
+      </w:r>
+    </w:p>
+    <w:p xmlns:w="http://schemas.openxmlformats.org/wordprocessingml/2006/main" xmlns:w14="http://schemas.microsoft.com/office/word/2010/wordml" xmlns:r="http://schemas.openxmlformats.org/officeDocument/2006/relationships">
       <w:pPr>
         <w:widowControl/>
         <w:numPr>
@@ -12501,98 +11577,7 @@
           <w:szCs w:val="28"/>
           <w:lang w:val="en-US" w:eastAsia="ru-RU"/>
         </w:rPr>
-        <w:t>EXPonenta</w:t>
-      </w:r>
-      <w:r>
-        <w:rPr>
-          <w:bCs/>
-          <w:sz w:val="28"/>
-          <w:szCs w:val="28"/>
-          <w:lang w:eastAsia="ru-RU"/>
-        </w:rPr>
-        <w:t>.</w:t>
-      </w:r>
-      <w:r>
-        <w:rPr>
-          <w:bCs/>
-          <w:sz w:val="28"/>
-          <w:szCs w:val="28"/>
-          <w:lang w:val="en-US" w:eastAsia="ru-RU"/>
-        </w:rPr>
-        <w:t>ru</w:t>
-      </w:r>
-      <w:r>
-        <w:rPr>
-          <w:bCs/>
-          <w:sz w:val="28"/>
-          <w:szCs w:val="28"/>
-          <w:lang w:eastAsia="ru-RU"/>
-        </w:rPr>
-        <w:t xml:space="preserve"> </w:t>
-      </w:r>
-      <w:r>
-        <w:rPr>
-          <w:sz w:val="28"/>
-          <w:lang w:eastAsia="ru-RU"/>
-        </w:rPr>
-        <w:t>[Электронный ресурс</w:t>
-      </w:r>
-      <w:proofErr w:type="gramStart"/>
-      <w:r>
-        <w:rPr>
-          <w:sz w:val="28"/>
-          <w:szCs w:val="28"/>
-          <w:lang w:eastAsia="ar-SA"/>
-        </w:rPr>
-        <w:t>] :</w:t>
-      </w:r>
-      <w:proofErr w:type="gramEnd"/>
-      <w:r>
-        <w:rPr>
-          <w:sz w:val="28"/>
-          <w:szCs w:val="28"/>
-          <w:lang w:eastAsia="ar-SA"/>
-        </w:rPr>
-        <w:t xml:space="preserve"> </w:t>
-      </w:r>
-      <w:r>
-        <w:rPr>
-          <w:sz w:val="28"/>
-          <w:szCs w:val="28"/>
-          <w:lang w:eastAsia="ru-RU"/>
-        </w:rPr>
-        <w:t>о</w:t>
-      </w:r>
-      <w:r>
-        <w:rPr>
-          <w:bCs/>
-          <w:sz w:val="28"/>
-          <w:szCs w:val="28"/>
-          <w:lang w:eastAsia="ru-RU"/>
-        </w:rPr>
-        <w:t xml:space="preserve">бразовательный математический сайт. </w:t>
-      </w:r>
-      <w:r>
-        <w:rPr>
-          <w:sz w:val="28"/>
-          <w:lang w:eastAsia="ru-RU"/>
-        </w:rPr>
-        <w:t>– Режим доступа</w:t>
-      </w:r>
-      <w:r>
-        <w:rPr>
-          <w:sz w:val="28"/>
-          <w:lang w:eastAsia="en-US"/>
-        </w:rPr>
-        <w:t>:</w:t>
-      </w:r>
-      <w:r>
-        <w:rPr>
-          <w:sz w:val="28"/>
-          <w:szCs w:val="28"/>
-          <w:lang w:eastAsia="ru-RU"/>
-        </w:rPr>
-        <w:t xml:space="preserve"> </w:t>
+        <w:t xml:space="preserve">Сообщество «Экспонента» : научно-образовательный сайт. – URL: </w:t>
       </w:r>
       <w:hyperlink r:id="rId35" w:history="1">
         <w:r>
@@ -12603,42 +11588,17 @@
             <w:u w:val="single"/>
             <w:lang w:eastAsia="ru-RU"/>
           </w:rPr>
-          <w:t>http://old.exponenta.ru</w:t>
+          <w:t xml:space="preserve">https://hub.exponenta.ru/</w:t>
         </w:r>
       </w:hyperlink>
       <w:r>
         <w:rPr>
-          <w:sz w:val="28"/>
-          <w:szCs w:val="28"/>
-          <w:lang w:eastAsia="ru-RU"/>
-        </w:rPr>
-        <w:t xml:space="preserve">, свободный (дата обращения: </w:t>
-      </w:r>
-      <w:r>
-        <w:rPr>
-          <w:sz w:val="28"/>
-          <w:szCs w:val="28"/>
-          <w:shd w:val="clear" w:color="auto" w:fill="FFFFFF"/>
-          <w:lang w:eastAsia="ru-RU"/>
-        </w:rPr>
-        <w:t>21.02.</w:t>
-      </w:r>
-      <w:r>
-        <w:rPr>
-          <w:sz w:val="28"/>
-          <w:szCs w:val="28"/>
-          <w:shd w:val="clear" w:color="auto" w:fill="FFFFFF"/>
-          <w:lang w:eastAsia="ru-RU"/>
-        </w:rPr>
-        <w:t>2025</w:t>
-      </w:r>
-      <w:r>
-        <w:rPr>
-          <w:sz w:val="28"/>
-          <w:szCs w:val="28"/>
-          <w:lang w:eastAsia="ru-RU"/>
-        </w:rPr>
-        <w:t>).</w:t>
+          <w:bCs/>
+          <w:sz w:val="28"/>
+          <w:szCs w:val="28"/>
+          <w:lang w:val="en-US" w:eastAsia="ru-RU"/>
+        </w:rPr>
+        <w:t xml:space="preserve"> (дата обращения: 27.10.2026). – Режим доступа: свободный для чтения. – Текст: электронный.</w:t>
       </w:r>
     </w:p>
     <w:p>
@@ -13903,7 +12863,9 @@
         <w:t>9.2 Требования к программному обеспечению</w:t>
       </w:r>
     </w:p>
-    <w:p>
+    <w:bookmarkStart xmlns:w="http://schemas.openxmlformats.org/wordprocessingml/2006/main" w:id="5" w:name="_Hlk199409888"/>
+    <w:bookmarkEnd xmlns:w="http://schemas.openxmlformats.org/wordprocessingml/2006/main" w:id="5"/>
+    <w:p xmlns:w="http://schemas.openxmlformats.org/wordprocessingml/2006/main" xmlns:w14="http://schemas.microsoft.com/office/word/2010/wordml">
       <w:pPr>
         <w:ind w:firstLine="567"/>
         <w:rPr>
@@ -13918,10 +12880,10 @@
           <w:sz w:val="28"/>
           <w:szCs w:val="28"/>
         </w:rPr>
-        <w:t>Стандартный набор ПО:</w:t>
-      </w:r>
-    </w:p>
-    <w:tbl>
+        <w:t xml:space="preserve">Стандартный набор ПО:</w:t>
+      </w:r>
+    </w:p>
+    <w:tbl xmlns:w="http://schemas.openxmlformats.org/wordprocessingml/2006/main" xmlns:w14="http://schemas.microsoft.com/office/word/2010/wordml">
       <w:tblPr>
         <w:tblW w:w="9351" w:type="dxa"/>
         <w:tblBorders>
@@ -13940,6 +12902,9 @@
         <w:gridCol w:w="4394"/>
       </w:tblGrid>
       <w:tr>
+        <w:trPr>
+          <w:tblHeader/>
+        </w:trPr>
         <w:tc>
           <w:tcPr>
             <w:tcW w:w="4957" w:type="dxa"/>
@@ -13949,23 +12914,10 @@
               <w:ind w:firstLine="0"/>
             </w:pPr>
             <w:r>
-              <w:t xml:space="preserve">Операционная система </w:t>
-            </w:r>
-            <w:r>
-              <w:br/>
-              <w:t xml:space="preserve">РЕД ОС </w:t>
-            </w:r>
-            <w:r>
-              <w:t>8</w:t>
-            </w:r>
-            <w:r>
-              <w:t>.</w:t>
-            </w:r>
-            <w:r>
-              <w:t>0</w:t>
-            </w:r>
-            <w:r>
-              <w:t xml:space="preserve"> «Рабочая станция»</w:t>
+              <w:rPr>
+                <w:b/>
+              </w:rPr>
+              <w:t xml:space="preserve">Название ПО</w:t>
             </w:r>
           </w:p>
         </w:tc>
@@ -13981,15 +12933,10 @@
               </w:rPr>
             </w:pPr>
             <w:r>
-              <w:t xml:space="preserve">Соглашение №93/03-22У </w:t>
-            </w:r>
-            <w:proofErr w:type="gramStart"/>
-            <w:r>
-              <w:t>от  11</w:t>
-            </w:r>
-            <w:proofErr w:type="gramEnd"/>
-            <w:r>
-              <w:t>.03.2022</w:t>
+              <w:rPr>
+                <w:b/>
+              </w:rPr>
+              <w:t xml:space="preserve">Основание</w:t>
             </w:r>
           </w:p>
         </w:tc>
@@ -14004,37 +12951,12 @@
               <w:ind w:firstLine="0"/>
             </w:pPr>
             <w:r>
-              <w:t xml:space="preserve">Архиватор </w:t>
-            </w:r>
-            <w:r>
+              <w:rPr>
+                <w:lang w:val="en-US"/>
+              </w:rPr>
+              <w:t xml:space="preserve">Операционная система </w:t>
               <w:br/>
-            </w:r>
-            <w:r>
-              <w:rPr>
-                <w:lang w:val="en-US"/>
-              </w:rPr>
-              <w:t>Engrampa</w:t>
-            </w:r>
-            <w:r>
-              <w:t xml:space="preserve"> – </w:t>
-            </w:r>
-            <w:r>
-              <w:rPr>
-                <w:lang w:val="en-US"/>
-              </w:rPr>
-              <w:t>Archive</w:t>
-            </w:r>
-            <w:r>
-              <w:t xml:space="preserve"> </w:t>
-            </w:r>
-            <w:r>
-              <w:rPr>
-                <w:lang w:val="en-US"/>
-              </w:rPr>
-              <w:t>Manager</w:t>
-            </w:r>
-            <w:r>
-              <w:t xml:space="preserve"> </w:t>
+              <w:t xml:space="preserve">РЕД ОС 8.0 «Рабочая станция»</w:t>
             </w:r>
           </w:p>
         </w:tc>
@@ -14047,7 +12969,7 @@
               <w:ind w:firstLine="0"/>
             </w:pPr>
             <w:r>
-              <w:t>Свободно распространяемое ПО</w:t>
+              <w:t xml:space="preserve">Соглашение №93/03-22У от 11.03.2022</w:t>
             </w:r>
           </w:p>
         </w:tc>
@@ -14060,68 +12982,25 @@
           <w:p>
             <w:pPr>
               <w:ind w:firstLine="0"/>
+            </w:pPr>
+            <w:r>
               <w:rPr>
                 <w:lang w:val="en-US"/>
               </w:rPr>
-            </w:pPr>
-            <w:r>
-              <w:t>Файловые</w:t>
-            </w:r>
-            <w:r>
-              <w:rPr>
-                <w:lang w:val="en-US"/>
-              </w:rPr>
-              <w:t xml:space="preserve"> </w:t>
-            </w:r>
-            <w:r>
-              <w:t>менеджеры</w:t>
-            </w:r>
-            <w:r>
-              <w:rPr>
-                <w:lang w:val="en-US"/>
-              </w:rPr>
-              <w:t>:</w:t>
-            </w:r>
-          </w:p>
+              <w:t xml:space="preserve">Офисный пакет Р7-Офис</w:t>
+            </w:r>
+          </w:p>
+        </w:tc>
+        <w:tc>
+          <w:tcPr>
+            <w:tcW w:w="4394" w:type="dxa"/>
+          </w:tcPr>
           <w:p>
             <w:pPr>
               <w:ind w:firstLine="0"/>
-              <w:rPr>
-                <w:lang w:val="en-US"/>
-              </w:rPr>
-            </w:pPr>
-            <w:r>
-              <w:rPr>
-                <w:lang w:val="en-US"/>
-              </w:rPr>
-              <w:t>Midnight Commander</w:t>
-            </w:r>
-          </w:p>
-          <w:p>
-            <w:pPr>
-              <w:ind w:firstLine="0"/>
-              <w:rPr>
-                <w:lang w:val="en-US"/>
-              </w:rPr>
-            </w:pPr>
-            <w:r>
-              <w:rPr>
-                <w:lang w:val="en-US"/>
-              </w:rPr>
-              <w:t>Double Commander</w:t>
-            </w:r>
-          </w:p>
-        </w:tc>
-        <w:tc>
-          <w:tcPr>
-            <w:tcW w:w="4394" w:type="dxa"/>
-          </w:tcPr>
-          <w:p>
-            <w:pPr>
-              <w:ind w:firstLine="0"/>
-            </w:pPr>
-            <w:r>
-              <w:t>Свободно распространяемое ПО</w:t>
+            </w:pPr>
+            <w:r>
+              <w:t xml:space="preserve">Соглашение б/н от 19.01.2026</w:t>
             </w:r>
           </w:p>
         </w:tc>
@@ -14136,48 +13015,28 @@
               <w:ind w:firstLine="0"/>
             </w:pPr>
             <w:r>
-              <w:t>Интернет-браузеры:</w:t>
-            </w:r>
-            <w:r>
-              <w:br/>
-            </w:r>
-            <w:r>
               <w:rPr>
                 <w:lang w:val="en-US"/>
               </w:rPr>
-              <w:t>Chromium</w:t>
-            </w:r>
-          </w:p>
+              <w:t xml:space="preserve">Офисный пакет Libre Office </w:t>
+            </w:r>
+          </w:p>
+        </w:tc>
+        <w:tc>
+          <w:tcPr>
+            <w:tcW w:w="4394" w:type="dxa"/>
+          </w:tcPr>
           <w:p>
             <w:pPr>
               <w:ind w:firstLine="0"/>
             </w:pPr>
             <w:r>
-              <w:rPr>
-                <w:lang w:val="en-US"/>
-              </w:rPr>
-              <w:t>Firefox</w:t>
-            </w:r>
-          </w:p>
-        </w:tc>
-        <w:tc>
-          <w:tcPr>
-            <w:tcW w:w="4394" w:type="dxa"/>
-          </w:tcPr>
-          <w:p>
-            <w:pPr>
-              <w:ind w:firstLine="0"/>
-            </w:pPr>
-            <w:r>
-              <w:t>Свободно распространяемое ПО</w:t>
+              <w:t xml:space="preserve">Свободно распространяемое ПО</w:t>
             </w:r>
           </w:p>
         </w:tc>
       </w:tr>
       <w:tr>
-        <w:trPr>
-          <w:trHeight w:val="599"/>
-        </w:trPr>
         <w:tc>
           <w:tcPr>
             <w:tcW w:w="4957" w:type="dxa"/>
@@ -14187,13 +13046,12 @@
               <w:ind w:firstLine="0"/>
             </w:pPr>
             <w:r>
-              <w:t xml:space="preserve">Программа для просмотра и редактирования графических файлов </w:t>
-            </w:r>
-            <w:r>
               <w:rPr>
                 <w:lang w:val="en-US"/>
               </w:rPr>
-              <w:t>Pix</w:t>
+              <w:t xml:space="preserve">Архиватор: </w:t>
+              <w:br/>
+              <w:t xml:space="preserve">Engrampa – Archive Manager </w:t>
             </w:r>
           </w:p>
         </w:tc>
@@ -14206,15 +13064,12 @@
               <w:ind w:firstLine="0"/>
             </w:pPr>
             <w:r>
-              <w:t>Свободно распространяемое ПО</w:t>
+              <w:t xml:space="preserve">Свободно распространяемое ПО</w:t>
             </w:r>
           </w:p>
         </w:tc>
       </w:tr>
       <w:tr>
-        <w:trPr>
-          <w:trHeight w:val="581"/>
-        </w:trPr>
         <w:tc>
           <w:tcPr>
             <w:tcW w:w="4957" w:type="dxa"/>
@@ -14224,34 +13079,12 @@
               <w:ind w:firstLine="0"/>
             </w:pPr>
             <w:r>
-              <w:t xml:space="preserve">Программа для просмотра и редактирования </w:t>
-            </w:r>
-            <w:r>
+              <w:rPr>
+                <w:lang w:val="en-US"/>
+              </w:rPr>
+              <w:t xml:space="preserve">Файловые менеджеры:</w:t>
               <w:br/>
-            </w:r>
-            <w:r>
-              <w:rPr>
-                <w:lang w:val="en-US"/>
-              </w:rPr>
-              <w:t>Atril</w:t>
-            </w:r>
-            <w:r>
-              <w:t xml:space="preserve"> – </w:t>
-            </w:r>
-            <w:r>
-              <w:rPr>
-                <w:lang w:val="en-US"/>
-              </w:rPr>
-              <w:t>Document</w:t>
-            </w:r>
-            <w:r>
-              <w:t xml:space="preserve"> </w:t>
-            </w:r>
-            <w:r>
-              <w:rPr>
-                <w:lang w:val="en-US"/>
-              </w:rPr>
-              <w:t>Viewer</w:t>
+              <w:t xml:space="preserve">Midnight Commander, Double Commander</w:t>
             </w:r>
           </w:p>
         </w:tc>
@@ -14264,15 +13097,12 @@
               <w:ind w:firstLine="0"/>
             </w:pPr>
             <w:r>
-              <w:t>Свободно распространяемое ПО</w:t>
+              <w:t xml:space="preserve">Свободно распространяемое ПО</w:t>
             </w:r>
           </w:p>
         </w:tc>
       </w:tr>
       <w:tr>
-        <w:trPr>
-          <w:trHeight w:val="357"/>
-        </w:trPr>
         <w:tc>
           <w:tcPr>
             <w:tcW w:w="4957" w:type="dxa"/>
@@ -14280,29 +13110,14 @@
           <w:p>
             <w:pPr>
               <w:ind w:firstLine="0"/>
+            </w:pPr>
+            <w:r>
               <w:rPr>
                 <w:lang w:val="en-US"/>
               </w:rPr>
-            </w:pPr>
-            <w:proofErr w:type="gramStart"/>
-            <w:r>
-              <w:t>Медиа</w:t>
-            </w:r>
-            <w:r>
-              <w:rPr>
-                <w:lang w:val="en-US"/>
-              </w:rPr>
-              <w:t>-</w:t>
-            </w:r>
-            <w:r>
-              <w:t>плеер</w:t>
-            </w:r>
-            <w:proofErr w:type="gramEnd"/>
-            <w:r>
-              <w:rPr>
-                <w:lang w:val="en-US"/>
-              </w:rPr>
-              <w:t xml:space="preserve"> VLC media player </w:t>
+              <w:t xml:space="preserve">Интернет-браузеры:</w:t>
+              <w:br/>
+              <w:t xml:space="preserve">Chromium, Firefox</w:t>
             </w:r>
           </w:p>
         </w:tc>
@@ -14315,15 +13130,12 @@
               <w:ind w:firstLine="0"/>
             </w:pPr>
             <w:r>
-              <w:t>Свободно распространяемое ПО</w:t>
+              <w:t xml:space="preserve">Свободно распространяемое ПО</w:t>
             </w:r>
           </w:p>
         </w:tc>
       </w:tr>
       <w:tr>
-        <w:trPr>
-          <w:trHeight w:val="357"/>
-        </w:trPr>
         <w:tc>
           <w:tcPr>
             <w:tcW w:w="4957" w:type="dxa"/>
@@ -14333,7 +13145,10 @@
               <w:ind w:firstLine="0"/>
             </w:pPr>
             <w:r>
-              <w:t xml:space="preserve">Офисный пакет Libre Office </w:t>
+              <w:rPr>
+                <w:lang w:val="en-US"/>
+              </w:rPr>
+              <w:t xml:space="preserve">Программа для просмотра и редактирования графических файлов Pix</w:t>
             </w:r>
           </w:p>
         </w:tc>
@@ -14344,20 +13159,14 @@
           <w:p>
             <w:pPr>
               <w:ind w:firstLine="0"/>
-              <w:rPr>
-                <w:b/>
-              </w:rPr>
-            </w:pPr>
-            <w:r>
-              <w:t>Свободно распространяемое ПО</w:t>
+            </w:pPr>
+            <w:r>
+              <w:t xml:space="preserve">Свободно распространяемое ПО</w:t>
             </w:r>
           </w:p>
         </w:tc>
       </w:tr>
       <w:tr>
-        <w:trPr>
-          <w:trHeight w:val="402"/>
-        </w:trPr>
         <w:tc>
           <w:tcPr>
             <w:tcW w:w="4957" w:type="dxa"/>
@@ -14367,7 +13176,12 @@
               <w:ind w:firstLine="0"/>
             </w:pPr>
             <w:r>
-              <w:t>Система электронного обучения Moodle⃰</w:t>
+              <w:rPr>
+                <w:lang w:val="en-US"/>
+              </w:rPr>
+              <w:t xml:space="preserve">Программа для просмотра и редактирования </w:t>
+              <w:br/>
+              <w:t xml:space="preserve">Atril – Document Viewer</w:t>
             </w:r>
           </w:p>
         </w:tc>
@@ -14380,75 +13194,64 @@
               <w:ind w:firstLine="0"/>
             </w:pPr>
             <w:r>
-              <w:t>Свободно распространяемое ПО</w:t>
+              <w:t xml:space="preserve">Свободно распространяемое ПО</w:t>
+            </w:r>
+          </w:p>
+        </w:tc>
+      </w:tr>
+      <w:tr>
+        <w:tc>
+          <w:tcPr>
+            <w:tcW w:w="4957" w:type="dxa"/>
+          </w:tcPr>
+          <w:p>
+            <w:pPr>
+              <w:ind w:firstLine="0"/>
+            </w:pPr>
+            <w:r>
+              <w:rPr>
+                <w:lang w:val="en-US"/>
+              </w:rPr>
+              <w:t xml:space="preserve">Медиа-плеер VLC media player </w:t>
+            </w:r>
+          </w:p>
+        </w:tc>
+        <w:tc>
+          <w:tcPr>
+            <w:tcW w:w="4394" w:type="dxa"/>
+          </w:tcPr>
+          <w:p>
+            <w:pPr>
+              <w:ind w:firstLine="0"/>
+            </w:pPr>
+            <w:r>
+              <w:t xml:space="preserve">Свободно распространяемое ПО</w:t>
             </w:r>
           </w:p>
         </w:tc>
       </w:tr>
     </w:tbl>
-    <w:p>
-      <w:r>
-        <w:rPr>
-          <w:i/>
-        </w:rPr>
-        <w:t>⃰ При реализации практики с частичным применением дистанционных образовательных технологий</w:t>
-      </w:r>
-    </w:p>
-    <w:p/>
-    <w:p>
-      <w:pPr>
-        <w:ind w:left="360"/>
-        <w:rPr>
-          <w:b/>
-          <w:sz w:val="28"/>
-          <w:szCs w:val="28"/>
-        </w:rPr>
-      </w:pPr>
-      <w:bookmarkStart w:id="5" w:name="_Hlk199409888"/>
-      <w:r>
-        <w:rPr>
-          <w:b/>
-          <w:sz w:val="28"/>
-          <w:szCs w:val="28"/>
-        </w:rPr>
-        <w:t>С</w:t>
-      </w:r>
-      <w:r>
-        <w:rPr>
-          <w:b/>
-          <w:sz w:val="28"/>
-          <w:szCs w:val="28"/>
-        </w:rPr>
-        <w:t>пециализированный</w:t>
-      </w:r>
-      <w:r>
-        <w:rPr>
-          <w:b/>
-          <w:sz w:val="28"/>
-          <w:szCs w:val="28"/>
-        </w:rPr>
-        <w:t xml:space="preserve"> набор ПО (для </w:t>
-      </w:r>
-      <w:r>
-        <w:rPr>
-          <w:b/>
-          <w:sz w:val="28"/>
-          <w:szCs w:val="28"/>
-        </w:rPr>
-        <w:t>научных исследований</w:t>
-      </w:r>
-      <w:r>
-        <w:rPr>
-          <w:b/>
-          <w:sz w:val="28"/>
-          <w:szCs w:val="28"/>
-        </w:rPr>
-        <w:t>)</w:t>
-      </w:r>
-    </w:p>
-    <w:tbl>
+    <w:p xmlns:w="http://schemas.openxmlformats.org/wordprocessingml/2006/main" xmlns:w14="http://schemas.microsoft.com/office/word/2010/wordml">
+      <w:pPr>
+        <w:ind w:firstLine="567"/>
+        <w:rPr>
+          <w:b/>
+          <w:sz w:val="28"/>
+          <w:szCs w:val="28"/>
+        </w:rPr>
+      </w:pPr>
+      <w:r>
+        <w:rPr>
+          <w:b/>
+          <w:sz w:val="28"/>
+          <w:szCs w:val="28"/>
+        </w:rPr>
+        <w:t xml:space="preserve">Специализированный набор ПО:</w:t>
+      </w:r>
+    </w:p>
+    <w:tbl xmlns:w="http://schemas.openxmlformats.org/wordprocessingml/2006/main" xmlns:w14="http://schemas.microsoft.com/office/word/2010/wordml">
       <w:tblPr>
-        <w:tblW w:w="9464" w:type="dxa"/>
+        <w:tblW w:w="9351" w:type="dxa"/>
         <w:tblBorders>
           <w:top w:val="single" w:sz="4" w:space="0" w:color="auto"/>
           <w:left w:val="single" w:sz="4" w:space="0" w:color="auto"/>
@@ -14461,46 +13264,45 @@
         <w:tblLook w:val="04A0" w:firstRow="1" w:lastRow="0" w:firstColumn="1" w:lastColumn="0" w:noHBand="0" w:noVBand="1"/>
       </w:tblPr>
       <w:tblGrid>
-        <w:gridCol w:w="6062"/>
-        <w:gridCol w:w="3402"/>
+        <w:gridCol w:w="4957"/>
+        <w:gridCol w:w="4394"/>
       </w:tblGrid>
       <w:tr>
-        <w:tc>
-          <w:tcPr>
-            <w:tcW w:w="6062" w:type="dxa"/>
-            <w:vAlign w:val="center"/>
+        <w:trPr>
+          <w:tblHeader/>
+        </w:trPr>
+        <w:tc>
+          <w:tcPr>
+            <w:tcW w:w="4957" w:type="dxa"/>
           </w:tcPr>
           <w:p>
             <w:pPr>
               <w:ind w:firstLine="0"/>
-              <w:jc w:val="center"/>
-            </w:pPr>
-            <w:r>
-              <w:rPr>
-                <w:lang w:val="en-US"/>
-              </w:rPr>
-              <w:t>Название ПО</w:t>
-            </w:r>
-          </w:p>
-        </w:tc>
-        <w:tc>
-          <w:tcPr>
-            <w:tcW w:w="3402" w:type="dxa"/>
-            <w:vAlign w:val="center"/>
+            </w:pPr>
+            <w:r>
+              <w:rPr>
+                <w:b/>
+              </w:rPr>
+              <w:t xml:space="preserve">Название ПО</w:t>
+            </w:r>
+          </w:p>
+        </w:tc>
+        <w:tc>
+          <w:tcPr>
+            <w:tcW w:w="4394" w:type="dxa"/>
           </w:tcPr>
           <w:p>
             <w:pPr>
               <w:ind w:firstLine="0"/>
-              <w:jc w:val="center"/>
-            </w:pPr>
-            <w:r>
-              <w:rPr>
-                <w:lang w:val="en-US"/>
-              </w:rPr>
-              <w:t xml:space="preserve">№ </w:t>
-            </w:r>
-            <w:r>
-              <w:t>лицензии</w:t>
+              <w:rPr>
+                <w:b/>
+              </w:rPr>
+            </w:pPr>
+            <w:r>
+              <w:rPr>
+                <w:b/>
+              </w:rPr>
+              <w:t xml:space="preserve">Основание</w:t>
             </w:r>
           </w:p>
         </w:tc>
@@ -14508,47 +13310,30 @@
       <w:tr>
         <w:tc>
           <w:tcPr>
-            <w:tcW w:w="6062" w:type="dxa"/>
+            <w:tcW w:w="4957" w:type="dxa"/>
           </w:tcPr>
           <w:p>
             <w:pPr>
               <w:ind w:firstLine="0"/>
             </w:pPr>
             <w:r>
-              <w:t>Платформа для статистической обработки данных jamovi</w:t>
-            </w:r>
-            <w:r>
-              <w:t xml:space="preserve"> </w:t>
-            </w:r>
-            <w:r>
               <w:rPr>
                 <w:lang w:val="en-US"/>
               </w:rPr>
-              <w:t>desktop</w:t>
-            </w:r>
-            <w:r>
-              <w:t xml:space="preserve">, </w:t>
-            </w:r>
-            <w:hyperlink r:id="rId41" w:history="1">
-              <w:r>
-                <w:rPr>
-                  <w:rStyle w:val="a3"/>
-                </w:rPr>
-                <w:t>https://www.jamovi.org/</w:t>
-              </w:r>
-            </w:hyperlink>
-          </w:p>
-        </w:tc>
-        <w:tc>
-          <w:tcPr>
-            <w:tcW w:w="3402" w:type="dxa"/>
+              <w:t xml:space="preserve">Python</w:t>
+            </w:r>
+          </w:p>
+        </w:tc>
+        <w:tc>
+          <w:tcPr>
+            <w:tcW w:w="4394" w:type="dxa"/>
           </w:tcPr>
           <w:p>
             <w:pPr>
               <w:ind w:firstLine="0"/>
             </w:pPr>
             <w:r>
-              <w:t>Свободно распространяемое ПО</w:t>
+              <w:t xml:space="preserve">Указано в перечне дополнительного ПО (категория «Языки программирования, библиотеки и среды разработки, робототехника»).</w:t>
             </w:r>
           </w:p>
         </w:tc>
@@ -14556,95 +13341,30 @@
       <w:tr>
         <w:tc>
           <w:tcPr>
-            <w:tcW w:w="6062" w:type="dxa"/>
+            <w:tcW w:w="4957" w:type="dxa"/>
           </w:tcPr>
           <w:p>
             <w:pPr>
               <w:ind w:firstLine="0"/>
-              <w:rPr>
-                <w:bCs/>
-              </w:rPr>
-            </w:pPr>
-            <w:r>
-              <w:rPr>
-                <w:bCs/>
-              </w:rPr>
-              <w:t xml:space="preserve">Открытый дистрибутив </w:t>
-            </w:r>
-            <w:r>
-              <w:rPr>
-                <w:bCs/>
-              </w:rPr>
-              <w:t>для верстки математических текстов</w:t>
-            </w:r>
-            <w:r>
-              <w:rPr>
-                <w:bCs/>
-              </w:rPr>
-              <w:t xml:space="preserve"> </w:t>
-            </w:r>
-            <w:r>
-              <w:rPr>
-                <w:bCs/>
+            </w:pPr>
+            <w:r>
+              <w:rPr>
                 <w:lang w:val="en-US"/>
               </w:rPr>
-              <w:t>TeX</w:t>
-            </w:r>
-            <w:r>
-              <w:rPr>
-                <w:bCs/>
-              </w:rPr>
-              <w:t xml:space="preserve"> </w:t>
-            </w:r>
-            <w:r>
-              <w:rPr>
-                <w:bCs/>
-              </w:rPr>
-              <w:t xml:space="preserve">– консоль </w:t>
-            </w:r>
-            <w:r>
-              <w:rPr>
-                <w:bCs/>
-                <w:lang w:val="en-US"/>
-              </w:rPr>
-              <w:t>micTeX</w:t>
-            </w:r>
-            <w:r>
-              <w:rPr>
-                <w:bCs/>
-              </w:rPr>
-              <w:t xml:space="preserve"> 2.9, </w:t>
-            </w:r>
-            <w:hyperlink r:id="rId42" w:history="1">
-              <w:r>
-                <w:rPr>
-                  <w:rStyle w:val="a3"/>
-                  <w:bCs/>
-                </w:rPr>
-                <w:t>https://miktex.org/</w:t>
-              </w:r>
-            </w:hyperlink>
-            <w:r>
-              <w:rPr>
-                <w:bCs/>
-              </w:rPr>
-              <w:t xml:space="preserve"> </w:t>
-            </w:r>
-          </w:p>
-        </w:tc>
-        <w:tc>
-          <w:tcPr>
-            <w:tcW w:w="3402" w:type="dxa"/>
+              <w:t xml:space="preserve">Maxima</w:t>
+            </w:r>
+          </w:p>
+        </w:tc>
+        <w:tc>
+          <w:tcPr>
+            <w:tcW w:w="4394" w:type="dxa"/>
           </w:tcPr>
           <w:p>
             <w:pPr>
               <w:ind w:firstLine="0"/>
-              <w:rPr>
-                <w:b/>
-              </w:rPr>
-            </w:pPr>
-            <w:r>
-              <w:t>Свободно распространяемое ПО</w:t>
+            </w:pPr>
+            <w:r>
+              <w:t xml:space="preserve">Указано в перечне дополнительного ПО (категория «Математические и естественные науки»).</w:t>
             </w:r>
           </w:p>
         </w:tc>
@@ -14652,243 +13372,36 @@
       <w:tr>
         <w:tc>
           <w:tcPr>
-            <w:tcW w:w="6062" w:type="dxa"/>
+            <w:tcW w:w="4957" w:type="dxa"/>
           </w:tcPr>
           <w:p>
             <w:pPr>
               <w:ind w:firstLine="0"/>
-              <w:rPr>
-                <w:bCs/>
-              </w:rPr>
-            </w:pPr>
-            <w:r>
-              <w:rPr>
-                <w:bCs/>
-              </w:rPr>
-              <w:t xml:space="preserve">Кросс-платформенный редактор LAΤΕΧ с открытым кодом TeXstudio, </w:t>
-            </w:r>
-            <w:hyperlink r:id="rId43" w:history="1">
-              <w:r>
-                <w:rPr>
-                  <w:rStyle w:val="a3"/>
-                  <w:bCs/>
-                </w:rPr>
-                <w:t>https://texstudio.org/</w:t>
-              </w:r>
-            </w:hyperlink>
-            <w:r>
-              <w:rPr>
-                <w:bCs/>
-              </w:rPr>
-              <w:t xml:space="preserve"> </w:t>
-            </w:r>
-          </w:p>
-        </w:tc>
-        <w:tc>
-          <w:tcPr>
-            <w:tcW w:w="3402" w:type="dxa"/>
+            </w:pPr>
+            <w:r>
+              <w:rPr>
+                <w:lang w:val="en-US"/>
+              </w:rPr>
+              <w:t xml:space="preserve">TeXstudio</w:t>
+            </w:r>
+          </w:p>
+        </w:tc>
+        <w:tc>
+          <w:tcPr>
+            <w:tcW w:w="4394" w:type="dxa"/>
           </w:tcPr>
           <w:p>
             <w:pPr>
               <w:ind w:firstLine="0"/>
-              <w:rPr>
-                <w:b/>
-              </w:rPr>
-            </w:pPr>
-            <w:r>
-              <w:t>Свободно распространяемое ПО</w:t>
-            </w:r>
-          </w:p>
-        </w:tc>
-      </w:tr>
-      <w:tr>
-        <w:tc>
-          <w:tcPr>
-            <w:tcW w:w="6062" w:type="dxa"/>
-          </w:tcPr>
-          <w:p>
-            <w:pPr>
-              <w:ind w:firstLine="0"/>
-            </w:pPr>
-            <w:r>
-              <w:t>Редактор для создания LaTeX-документов — текстовых файлов, содержащих в</w:t>
-            </w:r>
-            <w:r>
-              <w:t>е</w:t>
-            </w:r>
-            <w:r>
-              <w:t>рстку и разметку на языке LaTeX</w:t>
-            </w:r>
-          </w:p>
-          <w:p>
-            <w:pPr>
-              <w:ind w:firstLine="0"/>
-              <w:rPr>
-                <w:bCs/>
-              </w:rPr>
-            </w:pPr>
-            <w:r>
-              <w:t>Texmaker</w:t>
-            </w:r>
-          </w:p>
-        </w:tc>
-        <w:tc>
-          <w:tcPr>
-            <w:tcW w:w="3402" w:type="dxa"/>
-          </w:tcPr>
-          <w:p>
-            <w:pPr>
-              <w:ind w:firstLine="0"/>
-            </w:pPr>
-            <w:r>
-              <w:t>Свободно распространяемое ПО</w:t>
-            </w:r>
-          </w:p>
-        </w:tc>
-      </w:tr>
-      <w:tr>
-        <w:tc>
-          <w:tcPr>
-            <w:tcW w:w="6062" w:type="dxa"/>
-          </w:tcPr>
-          <w:p>
-            <w:pPr>
-              <w:ind w:firstLine="0"/>
-              <w:rPr>
-                <w:bCs/>
-              </w:rPr>
-            </w:pPr>
-            <w:r>
-              <w:rPr>
-                <w:bCs/>
-              </w:rPr>
-              <w:t xml:space="preserve">Система компьютерной алгебры </w:t>
-            </w:r>
-            <w:r>
-              <w:rPr>
-                <w:bCs/>
-                <w:lang w:val="en-US"/>
-              </w:rPr>
-              <w:t>wxMaxima</w:t>
-            </w:r>
-            <w:r>
-              <w:rPr>
-                <w:bCs/>
-              </w:rPr>
-              <w:t xml:space="preserve"> </w:t>
-            </w:r>
-            <w:hyperlink r:id="rId44" w:history="1">
-              <w:r>
-                <w:rPr>
-                  <w:rStyle w:val="a3"/>
-                  <w:bCs/>
-                </w:rPr>
-                <w:t>https://maxima.sourceforge.io/ru/index.html</w:t>
-              </w:r>
-            </w:hyperlink>
-          </w:p>
-        </w:tc>
-        <w:tc>
-          <w:tcPr>
-            <w:tcW w:w="3402" w:type="dxa"/>
-          </w:tcPr>
-          <w:p>
-            <w:pPr>
-              <w:ind w:firstLine="0"/>
-              <w:rPr>
-                <w:b/>
-              </w:rPr>
-            </w:pPr>
-            <w:r>
-              <w:t>Свободно распространяемое ПО</w:t>
-            </w:r>
-          </w:p>
-        </w:tc>
-      </w:tr>
-      <w:tr>
-        <w:tc>
-          <w:tcPr>
-            <w:tcW w:w="6062" w:type="dxa"/>
-          </w:tcPr>
-          <w:p>
-            <w:pPr>
-              <w:ind w:firstLine="0"/>
-              <w:rPr>
-                <w:bCs/>
-              </w:rPr>
-            </w:pPr>
-            <w:r>
-              <w:t>AnyLogic </w:t>
-            </w:r>
-            <w:r>
-              <w:rPr>
-                <w:bCs/>
-              </w:rPr>
-              <w:t xml:space="preserve">— программное обеспечение для имитационного моделирования, </w:t>
-            </w:r>
-            <w:hyperlink r:id="rId45" w:history="1">
-              <w:r>
-                <w:rPr>
-                  <w:rStyle w:val="a3"/>
-                  <w:bCs/>
-                </w:rPr>
-                <w:t>https://www.anylogic.ru/</w:t>
-              </w:r>
-            </w:hyperlink>
-            <w:r>
-              <w:rPr>
-                <w:bCs/>
-              </w:rPr>
-              <w:t xml:space="preserve"> </w:t>
-            </w:r>
-          </w:p>
-        </w:tc>
-        <w:tc>
-          <w:tcPr>
-            <w:tcW w:w="3402" w:type="dxa"/>
-          </w:tcPr>
-          <w:p>
-            <w:pPr>
-              <w:ind w:firstLine="0"/>
-              <w:rPr>
-                <w:b/>
-              </w:rPr>
-            </w:pPr>
-            <w:r>
-              <w:t>Свободно распространяемое ПО</w:t>
-            </w:r>
-            <w:r>
-              <w:t xml:space="preserve"> (</w:t>
-            </w:r>
-            <w:r>
-              <w:rPr>
-                <w:lang w:val="en-US"/>
-              </w:rPr>
-              <w:t>PLE</w:t>
-            </w:r>
-            <w:r>
-              <w:t xml:space="preserve"> – </w:t>
-            </w:r>
-            <w:r>
-              <w:t>пакет для начинающих и студентов</w:t>
-            </w:r>
-            <w:r>
-              <w:t>)</w:t>
+            </w:pPr>
+            <w:r>
+              <w:t xml:space="preserve">Указано в перечне дополнительного ПО (категория «Полиграфия и предпечатная подготовка»).</w:t>
             </w:r>
           </w:p>
         </w:tc>
       </w:tr>
     </w:tbl>
-    <w:p>
-      <w:pPr>
-        <w:rPr>
-          <w:sz w:val="28"/>
-          <w:szCs w:val="28"/>
-        </w:rPr>
-      </w:pPr>
-    </w:p>
-    <w:bookmarkEnd w:id="5"/>
-    <w:p>
+    <w:p xmlns:w="http://schemas.openxmlformats.org/wordprocessingml/2006/main" xmlns:w14="http://schemas.microsoft.com/office/word/2010/wordml">
       <w:pPr>
         <w:ind w:firstLine="567"/>
         <w:rPr>
@@ -14896,7 +13409,16 @@
           <w:sz w:val="28"/>
           <w:szCs w:val="28"/>
         </w:rPr>
-      </w:pPr>
+        <w:spacing w:before="0" w:after="0" w:line="20" w:lineRule="exact"/>
+      </w:pPr>
+      <w:r>
+        <w:rPr>
+          <w:b/>
+          <w:sz w:val="28"/>
+          <w:szCs w:val="28"/>
+        </w:rPr>
+        <w:t xml:space="preserve"/>
+      </w:r>
     </w:p>
     <w:p>
       <w:pPr>
@@ -16569,21 +15091,13 @@
         <w:t>«____» __________ 20___г.</w:t>
       </w:r>
     </w:p>
-    <w:p>
-      <w:pPr>
-        <w:ind w:firstLine="0"/>
-      </w:pPr>
-      <w:r>
-        <w:t xml:space="preserve">                                      </w:t>
-      </w:r>
-      <w:r>
-        <w:t>Срок сдачи студентом отчета</w:t>
-      </w:r>
-      <w:r>
-        <w:t xml:space="preserve"> «___» ___________ 20____ г. </w:t>
-      </w:r>
-      <w:r>
-        <w:t xml:space="preserve"> </w:t>
+    <w:p xmlns:w="http://schemas.openxmlformats.org/wordprocessingml/2006/main" xmlns:w14="http://schemas.microsoft.com/office/word/2010/wordml">
+      <w:pPr>
+        <w:ind w:left="0" w:right="0" w:firstLine="0"/>
+        <w:jc w:val="left"/>
+      </w:pPr>
+      <w:r>
+        <w:t xml:space="preserve">Срок сдачи студентом отчета «___» ___________ 20____ г.</w:t>
       </w:r>
     </w:p>
     <w:p>
